--- a/Assignment/module-2-theory/modulo-2-theory.docx
+++ b/Assignment/module-2-theory/modulo-2-theory.docx
@@ -1,6 +1,6 @@
 
 <file path=word/document.xml><?xml version="1.0" encoding="utf-8"?>
-<w:document xmlns:wpc="http://schemas.microsoft.com/office/word/2010/wordprocessingCanvas" xmlns:cx="http://schemas.microsoft.com/office/drawing/2014/chartex" xmlns:cx1="http://schemas.microsoft.com/office/drawing/2015/9/8/chartex" xmlns:cx2="http://schemas.microsoft.com/office/drawing/2015/10/21/chartex" xmlns:cx3="http://schemas.microsoft.com/office/drawing/2016/5/9/chartex" xmlns:cx4="http://schemas.microsoft.com/office/drawing/2016/5/10/chartex" xmlns:cx5="http://schemas.microsoft.com/office/drawing/2016/5/11/chartex" xmlns:cx6="http://schemas.microsoft.com/office/drawing/2016/5/12/chartex" xmlns:cx7="http://schemas.microsoft.com/office/drawing/2016/5/13/chartex" xmlns:cx8="http://schemas.microsoft.com/office/drawing/2016/5/14/chartex" xmlns:mc="http://schemas.openxmlformats.org/markup-compatibility/2006" xmlns:aink="http://schemas.microsoft.com/office/drawing/2016/ink" xmlns:am3d="http://schemas.microsoft.com/office/drawing/2017/model3d" xmlns:o="urn:schemas-microsoft-com:office:office" xmlns:r="http://schemas.openxmlformats.org/officeDocument/2006/relationships" xmlns:m="http://schemas.openxmlformats.org/officeDocument/2006/math" xmlns:v="urn:schemas-microsoft-com:vml" xmlns:wp14="http://schemas.microsoft.com/office/word/2010/wordprocessingDrawing" xmlns:wp="http://schemas.openxmlformats.org/drawingml/2006/wordprocessingDrawing" xmlns:w10="urn:schemas-microsoft-com:office:word" xmlns:w="http://schemas.openxmlformats.org/wordprocessingml/2006/main" xmlns:w14="http://schemas.microsoft.com/office/word/2010/wordml" xmlns:w15="http://schemas.microsoft.com/office/word/2012/wordml" xmlns:w16cex="http://schemas.microsoft.com/office/word/2018/wordml/cex" xmlns:w16cid="http://schemas.microsoft.com/office/word/2016/wordml/cid" xmlns:w16="http://schemas.microsoft.com/office/word/2018/wordml" xmlns:w16sdtdh="http://schemas.microsoft.com/office/word/2020/wordml/sdtdatahash" xmlns:w16se="http://schemas.microsoft.com/office/word/2015/wordml/symex" xmlns:wpg="http://schemas.microsoft.com/office/word/2010/wordprocessingGroup" xmlns:wpi="http://schemas.microsoft.com/office/word/2010/wordprocessingInk" xmlns:wne="http://schemas.microsoft.com/office/word/2006/wordml" xmlns:wps="http://schemas.microsoft.com/office/word/2010/wordprocessingShape" mc:Ignorable="w14 w15 w16se w16cid w16 w16cex w16sdtdh wp14">
+<w:document xmlns:ve="http://schemas.openxmlformats.org/markup-compatibility/2006" xmlns:o="urn:schemas-microsoft-com:office:office" xmlns:r="http://schemas.openxmlformats.org/officeDocument/2006/relationships" xmlns:m="http://schemas.openxmlformats.org/officeDocument/2006/math" xmlns:v="urn:schemas-microsoft-com:vml" xmlns:wp="http://schemas.openxmlformats.org/drawingml/2006/wordprocessingDrawing" xmlns:w10="urn:schemas-microsoft-com:office:word" xmlns:w="http://schemas.openxmlformats.org/wordprocessingml/2006/main" xmlns:wne="http://schemas.microsoft.com/office/word/2006/wordml">
   <w:body>
     <w:p>
       <w:pPr>
@@ -223,47 +223,7 @@
           <w:sz w:val="26"/>
           <w:szCs w:val="26"/>
         </w:rPr>
-        <w:t xml:space="preserve">Describe the steps to install a C compiler (e.g., GCC) and set up an Integrated Development Environment (IDE) like </w:t>
-      </w:r>
-      <w:proofErr w:type="spellStart"/>
-      <w:r>
-        <w:rPr>
-          <w:b/>
-          <w:bCs/>
-          <w:sz w:val="26"/>
-          <w:szCs w:val="26"/>
-        </w:rPr>
-        <w:t>DevC</w:t>
-      </w:r>
-      <w:proofErr w:type="spellEnd"/>
-      <w:r>
-        <w:rPr>
-          <w:b/>
-          <w:bCs/>
-          <w:sz w:val="26"/>
-          <w:szCs w:val="26"/>
-        </w:rPr>
-        <w:t xml:space="preserve">++, VS Code, or </w:t>
-      </w:r>
-      <w:proofErr w:type="spellStart"/>
-      <w:r>
-        <w:rPr>
-          <w:b/>
-          <w:bCs/>
-          <w:sz w:val="26"/>
-          <w:szCs w:val="26"/>
-        </w:rPr>
-        <w:t>CodeBlocks</w:t>
-      </w:r>
-      <w:proofErr w:type="spellEnd"/>
-      <w:r>
-        <w:rPr>
-          <w:b/>
-          <w:bCs/>
-          <w:sz w:val="26"/>
-          <w:szCs w:val="26"/>
-        </w:rPr>
-        <w:t>.</w:t>
+        <w:t>Describe the steps to install a C compiler (e.g., GCC) and set up an Integrated Development Environment (IDE) like DevC++, VS Code, or CodeBlocks.</w:t>
       </w:r>
     </w:p>
     <w:p>
@@ -640,21 +600,7 @@
         <w:rPr>
           <w:rStyle w:val="HTMLCode"/>
         </w:rPr>
-        <w:t>#include &lt;</w:t>
-      </w:r>
-      <w:proofErr w:type="spellStart"/>
-      <w:r>
-        <w:rPr>
-          <w:rStyle w:val="HTMLCode"/>
-        </w:rPr>
-        <w:t>stdio.h</w:t>
-      </w:r>
-      <w:proofErr w:type="spellEnd"/>
-      <w:r>
-        <w:rPr>
-          <w:rStyle w:val="HTMLCode"/>
-        </w:rPr>
-        <w:t>&gt;</w:t>
+        <w:t>#include &lt;stdio.h&gt;</w:t>
       </w:r>
       <w:r>
         <w:t xml:space="preserve"> (Input/Output library).</w:t>
@@ -682,21 +628,7 @@
         <w:rPr>
           <w:rStyle w:val="HTMLCode"/>
         </w:rPr>
-        <w:t xml:space="preserve">int </w:t>
-      </w:r>
-      <w:proofErr w:type="gramStart"/>
-      <w:r>
-        <w:rPr>
-          <w:rStyle w:val="HTMLCode"/>
-        </w:rPr>
-        <w:t>main(</w:t>
-      </w:r>
-      <w:proofErr w:type="gramEnd"/>
-      <w:r>
-        <w:rPr>
-          <w:rStyle w:val="HTMLCode"/>
-        </w:rPr>
-        <w:t>)</w:t>
+        <w:t>int main()</w:t>
       </w:r>
       <w:r>
         <w:t xml:space="preserve"> is the entry point where execution starts.</w:t>
@@ -905,21 +837,7 @@
         <w:rPr>
           <w:rStyle w:val="HTMLCode"/>
         </w:rPr>
-        <w:t>==</w:t>
-      </w:r>
-      <w:proofErr w:type="gramStart"/>
-      <w:r>
-        <w:rPr>
-          <w:rStyle w:val="HTMLCode"/>
-        </w:rPr>
-        <w:t>, !</w:t>
-      </w:r>
-      <w:proofErr w:type="gramEnd"/>
-      <w:r>
-        <w:rPr>
-          <w:rStyle w:val="HTMLCode"/>
-        </w:rPr>
-        <w:t>=, &gt;, &lt;</w:t>
+        <w:t>==, !=, &gt;, &lt;</w:t>
       </w:r>
       <w:r>
         <w:t xml:space="preserve"> (Comparison)</w:t>
@@ -959,11 +877,7 @@
         <w:t>||</w:t>
       </w:r>
       <w:r>
-        <w:t xml:space="preserve"> (OR)</w:t>
-      </w:r>
-      <w:proofErr w:type="gramStart"/>
-      <w:r>
-        <w:t xml:space="preserve">, </w:t>
+        <w:t xml:space="preserve"> (OR), </w:t>
       </w:r>
       <w:r>
         <w:rPr>
@@ -971,7 +885,6 @@
         </w:rPr>
         <w:t>!</w:t>
       </w:r>
-      <w:proofErr w:type="gramEnd"/>
       <w:r>
         <w:t xml:space="preserve"> (NOT)</w:t>
       </w:r>
@@ -1280,27 +1193,7 @@
           <w:sz w:val="26"/>
           <w:szCs w:val="26"/>
         </w:rPr>
-        <w:t xml:space="preserve">Explain the use of break, continue, and </w:t>
-      </w:r>
-      <w:proofErr w:type="spellStart"/>
-      <w:r>
-        <w:rPr>
-          <w:b/>
-          <w:bCs/>
-          <w:sz w:val="26"/>
-          <w:szCs w:val="26"/>
-        </w:rPr>
-        <w:t>goto</w:t>
-      </w:r>
-      <w:proofErr w:type="spellEnd"/>
-      <w:r>
-        <w:rPr>
-          <w:b/>
-          <w:bCs/>
-          <w:sz w:val="26"/>
-          <w:szCs w:val="26"/>
-        </w:rPr>
-        <w:t xml:space="preserve"> statements in C. Provide examples of each.</w:t>
+        <w:t>Explain the use of break, continue, and goto statements in C. Provide examples of each.</w:t>
       </w:r>
     </w:p>
     <w:p>
@@ -1353,7 +1246,6 @@
       <w:r>
         <w:t xml:space="preserve">, </w:t>
       </w:r>
-      <w:proofErr w:type="spellStart"/>
       <w:r>
         <w:rPr>
           <w:sz w:val="24"/>
@@ -1361,7 +1253,6 @@
         </w:rPr>
         <w:t>goto</w:t>
       </w:r>
-      <w:proofErr w:type="spellEnd"/>
       <w:r>
         <w:rPr>
           <w:sz w:val="24"/>
@@ -1420,32 +1311,15 @@
           <w:numId w:val="9"/>
         </w:numPr>
       </w:pPr>
-      <w:proofErr w:type="spellStart"/>
-      <w:r>
-        <w:rPr>
-          <w:b/>
-          <w:bCs/>
-        </w:rPr>
-        <w:t>goto</w:t>
-      </w:r>
-      <w:proofErr w:type="spellEnd"/>
-      <w:r>
-        <w:rPr>
-          <w:b/>
-          <w:bCs/>
-        </w:rPr>
-        <w:t>:</w:t>
-      </w:r>
-      <w:r>
-        <w:t xml:space="preserve"> Jumps to a specific </w:t>
-      </w:r>
-      <w:proofErr w:type="spellStart"/>
-      <w:r>
-        <w:t>labeled</w:t>
-      </w:r>
-      <w:proofErr w:type="spellEnd"/>
-      <w:r>
-        <w:t xml:space="preserve"> part of the program (rarely used).</w:t>
+      <w:r>
+        <w:rPr>
+          <w:b/>
+          <w:bCs/>
+        </w:rPr>
+        <w:t>goto:</w:t>
+      </w:r>
+      <w:r>
+        <w:t xml:space="preserve"> Jumps to a specific labeled part of the program (rarely used).</w:t>
       </w:r>
     </w:p>
     <w:p>
@@ -1622,23 +1496,13 @@
         </w:rPr>
         <w:t xml:space="preserve"> Running the function in </w:t>
       </w:r>
-      <w:proofErr w:type="gramStart"/>
       <w:r>
         <w:rPr>
           <w:rStyle w:val="HTMLCode"/>
           <w:sz w:val="22"/>
           <w:szCs w:val="22"/>
         </w:rPr>
-        <w:t>main(</w:t>
-      </w:r>
-      <w:proofErr w:type="gramEnd"/>
-      <w:r>
-        <w:rPr>
-          <w:rStyle w:val="HTMLCode"/>
-          <w:sz w:val="22"/>
-          <w:szCs w:val="22"/>
-        </w:rPr>
-        <w:t>)</w:t>
+        <w:t>main()</w:t>
       </w:r>
       <w:r>
         <w:rPr>
@@ -1740,21 +1604,7 @@
         <w:rPr>
           <w:rStyle w:val="HTMLCode"/>
         </w:rPr>
-        <w:t xml:space="preserve">int </w:t>
-      </w:r>
-      <w:proofErr w:type="gramStart"/>
-      <w:r>
-        <w:rPr>
-          <w:rStyle w:val="HTMLCode"/>
-        </w:rPr>
-        <w:t>marks[</w:t>
-      </w:r>
-      <w:proofErr w:type="gramEnd"/>
-      <w:r>
-        <w:rPr>
-          <w:rStyle w:val="HTMLCode"/>
-        </w:rPr>
-        <w:t>5]</w:t>
+        <w:t>int marks[5]</w:t>
       </w:r>
       <w:r>
         <w:t>).</w:t>
@@ -1782,21 +1632,7 @@
         <w:rPr>
           <w:rStyle w:val="HTMLCode"/>
         </w:rPr>
-        <w:t xml:space="preserve">int </w:t>
-      </w:r>
-      <w:proofErr w:type="gramStart"/>
-      <w:r>
-        <w:rPr>
-          <w:rStyle w:val="HTMLCode"/>
-        </w:rPr>
-        <w:t>matrix[</w:t>
-      </w:r>
-      <w:proofErr w:type="gramEnd"/>
-      <w:r>
-        <w:rPr>
-          <w:rStyle w:val="HTMLCode"/>
-        </w:rPr>
-        <w:t>3][3]</w:t>
+        <w:t>int matrix[3][3]</w:t>
       </w:r>
       <w:r>
         <w:t>).</w:t>
@@ -1929,118 +1765,7 @@
           <w:sz w:val="26"/>
           <w:szCs w:val="26"/>
         </w:rPr>
-        <w:t xml:space="preserve">Explain string handling functions like </w:t>
-      </w:r>
-      <w:proofErr w:type="spellStart"/>
-      <w:proofErr w:type="gramStart"/>
-      <w:r>
-        <w:rPr>
-          <w:b/>
-          <w:bCs/>
-          <w:sz w:val="26"/>
-          <w:szCs w:val="26"/>
-        </w:rPr>
-        <w:t>strlen</w:t>
-      </w:r>
-      <w:proofErr w:type="spellEnd"/>
-      <w:r>
-        <w:rPr>
-          <w:b/>
-          <w:bCs/>
-          <w:sz w:val="26"/>
-          <w:szCs w:val="26"/>
-        </w:rPr>
-        <w:t>(</w:t>
-      </w:r>
-      <w:proofErr w:type="gramEnd"/>
-      <w:r>
-        <w:rPr>
-          <w:b/>
-          <w:bCs/>
-          <w:sz w:val="26"/>
-          <w:szCs w:val="26"/>
-        </w:rPr>
-        <w:t xml:space="preserve">), </w:t>
-      </w:r>
-      <w:proofErr w:type="spellStart"/>
-      <w:r>
-        <w:rPr>
-          <w:b/>
-          <w:bCs/>
-          <w:sz w:val="26"/>
-          <w:szCs w:val="26"/>
-        </w:rPr>
-        <w:t>strcpy</w:t>
-      </w:r>
-      <w:proofErr w:type="spellEnd"/>
-      <w:r>
-        <w:rPr>
-          <w:b/>
-          <w:bCs/>
-          <w:sz w:val="26"/>
-          <w:szCs w:val="26"/>
-        </w:rPr>
-        <w:t xml:space="preserve">(), </w:t>
-      </w:r>
-      <w:proofErr w:type="spellStart"/>
-      <w:r>
-        <w:rPr>
-          <w:b/>
-          <w:bCs/>
-          <w:sz w:val="26"/>
-          <w:szCs w:val="26"/>
-        </w:rPr>
-        <w:t>strcat</w:t>
-      </w:r>
-      <w:proofErr w:type="spellEnd"/>
-      <w:r>
-        <w:rPr>
-          <w:b/>
-          <w:bCs/>
-          <w:sz w:val="26"/>
-          <w:szCs w:val="26"/>
-        </w:rPr>
-        <w:t xml:space="preserve">(), </w:t>
-      </w:r>
-      <w:proofErr w:type="spellStart"/>
-      <w:r>
-        <w:rPr>
-          <w:b/>
-          <w:bCs/>
-          <w:sz w:val="26"/>
-          <w:szCs w:val="26"/>
-        </w:rPr>
-        <w:t>strcmp</w:t>
-      </w:r>
-      <w:proofErr w:type="spellEnd"/>
-      <w:r>
-        <w:rPr>
-          <w:b/>
-          <w:bCs/>
-          <w:sz w:val="26"/>
-          <w:szCs w:val="26"/>
-        </w:rPr>
-        <w:t xml:space="preserve">(), and </w:t>
-      </w:r>
-      <w:proofErr w:type="spellStart"/>
-      <w:r>
-        <w:rPr>
-          <w:b/>
-          <w:bCs/>
-          <w:sz w:val="26"/>
-          <w:szCs w:val="26"/>
-        </w:rPr>
-        <w:t>strchr</w:t>
-      </w:r>
-      <w:proofErr w:type="spellEnd"/>
-      <w:r>
-        <w:rPr>
-          <w:b/>
-          <w:bCs/>
-          <w:sz w:val="26"/>
-          <w:szCs w:val="26"/>
-        </w:rPr>
-        <w:t>(). Provide examples of when these functions are useful.</w:t>
+        <w:t>Explain string handling functions like strlen(), strcpy(), strcat(), strcmp(), and strchr(). Provide examples of when these functions are useful.</w:t>
       </w:r>
     </w:p>
     <w:p>
@@ -2100,27 +1825,11 @@
           <w:numId w:val="12"/>
         </w:numPr>
       </w:pPr>
-      <w:proofErr w:type="spellStart"/>
-      <w:proofErr w:type="gramStart"/>
       <w:r>
         <w:rPr>
           <w:rStyle w:val="HTMLCode"/>
         </w:rPr>
-        <w:t>strlen</w:t>
-      </w:r>
-      <w:proofErr w:type="spellEnd"/>
-      <w:r>
-        <w:rPr>
-          <w:rStyle w:val="HTMLCode"/>
-        </w:rPr>
-        <w:t>(</w:t>
-      </w:r>
-      <w:proofErr w:type="gramEnd"/>
-      <w:r>
-        <w:rPr>
-          <w:rStyle w:val="HTMLCode"/>
-        </w:rPr>
-        <w:t>)</w:t>
+        <w:t>strlen()</w:t>
       </w:r>
       <w:r>
         <w:t>: Finds length.</w:t>
@@ -2134,27 +1843,11 @@
           <w:numId w:val="12"/>
         </w:numPr>
       </w:pPr>
-      <w:proofErr w:type="spellStart"/>
-      <w:proofErr w:type="gramStart"/>
       <w:r>
         <w:rPr>
           <w:rStyle w:val="HTMLCode"/>
         </w:rPr>
-        <w:t>strcpy</w:t>
-      </w:r>
-      <w:proofErr w:type="spellEnd"/>
-      <w:r>
-        <w:rPr>
-          <w:rStyle w:val="HTMLCode"/>
-        </w:rPr>
-        <w:t>(</w:t>
-      </w:r>
-      <w:proofErr w:type="gramEnd"/>
-      <w:r>
-        <w:rPr>
-          <w:rStyle w:val="HTMLCode"/>
-        </w:rPr>
-        <w:t>)</w:t>
+        <w:t>strcpy()</w:t>
       </w:r>
       <w:r>
         <w:t>: Copies string.</w:t>
@@ -2168,27 +1861,11 @@
           <w:numId w:val="12"/>
         </w:numPr>
       </w:pPr>
-      <w:proofErr w:type="spellStart"/>
-      <w:proofErr w:type="gramStart"/>
       <w:r>
         <w:rPr>
           <w:rStyle w:val="HTMLCode"/>
         </w:rPr>
-        <w:t>strcat</w:t>
-      </w:r>
-      <w:proofErr w:type="spellEnd"/>
-      <w:r>
-        <w:rPr>
-          <w:rStyle w:val="HTMLCode"/>
-        </w:rPr>
-        <w:t>(</w:t>
-      </w:r>
-      <w:proofErr w:type="gramEnd"/>
-      <w:r>
-        <w:rPr>
-          <w:rStyle w:val="HTMLCode"/>
-        </w:rPr>
-        <w:t>)</w:t>
+        <w:t>strcat()</w:t>
       </w:r>
       <w:r>
         <w:t>: Joins (concatenates) two strings.</w:t>
@@ -2202,27 +1879,11 @@
           <w:numId w:val="12"/>
         </w:numPr>
       </w:pPr>
-      <w:proofErr w:type="spellStart"/>
-      <w:proofErr w:type="gramStart"/>
       <w:r>
         <w:rPr>
           <w:rStyle w:val="HTMLCode"/>
         </w:rPr>
-        <w:t>strcmp</w:t>
-      </w:r>
-      <w:proofErr w:type="spellEnd"/>
-      <w:r>
-        <w:rPr>
-          <w:rStyle w:val="HTMLCode"/>
-        </w:rPr>
-        <w:t>(</w:t>
-      </w:r>
-      <w:proofErr w:type="gramEnd"/>
-      <w:r>
-        <w:rPr>
-          <w:rStyle w:val="HTMLCode"/>
-        </w:rPr>
-        <w:t>)</w:t>
+        <w:t>strcmp()</w:t>
       </w:r>
       <w:r>
         <w:t>: Compares two strings.</w:t>
@@ -2414,27 +2075,11 @@
           <w:numId w:val="13"/>
         </w:numPr>
       </w:pPr>
-      <w:proofErr w:type="spellStart"/>
-      <w:proofErr w:type="gramStart"/>
       <w:r>
         <w:rPr>
           <w:rStyle w:val="HTMLCode"/>
         </w:rPr>
-        <w:t>fopen</w:t>
-      </w:r>
-      <w:proofErr w:type="spellEnd"/>
-      <w:r>
-        <w:rPr>
-          <w:rStyle w:val="HTMLCode"/>
-        </w:rPr>
-        <w:t>(</w:t>
-      </w:r>
-      <w:proofErr w:type="gramEnd"/>
-      <w:r>
-        <w:rPr>
-          <w:rStyle w:val="HTMLCode"/>
-        </w:rPr>
-        <w:t>)</w:t>
+        <w:t>fopen()</w:t>
       </w:r>
       <w:r>
         <w:t>: Opens a file (modes: "w" for write, "r" for read).</w:t>
@@ -2448,44 +2093,20 @@
           <w:numId w:val="13"/>
         </w:numPr>
       </w:pPr>
-      <w:proofErr w:type="spellStart"/>
-      <w:proofErr w:type="gramStart"/>
       <w:r>
         <w:rPr>
           <w:rStyle w:val="HTMLCode"/>
         </w:rPr>
-        <w:t>fprintf</w:t>
-      </w:r>
-      <w:proofErr w:type="spellEnd"/>
+        <w:t>fprintf()</w:t>
+      </w:r>
+      <w:r>
+        <w:t xml:space="preserve"> / </w:t>
+      </w:r>
       <w:r>
         <w:rPr>
           <w:rStyle w:val="HTMLCode"/>
         </w:rPr>
-        <w:t>(</w:t>
-      </w:r>
-      <w:proofErr w:type="gramEnd"/>
-      <w:r>
-        <w:rPr>
-          <w:rStyle w:val="HTMLCode"/>
-        </w:rPr>
-        <w:t>)</w:t>
-      </w:r>
-      <w:r>
-        <w:t xml:space="preserve"> / </w:t>
-      </w:r>
-      <w:proofErr w:type="spellStart"/>
-      <w:r>
-        <w:rPr>
-          <w:rStyle w:val="HTMLCode"/>
-        </w:rPr>
-        <w:t>fscanf</w:t>
-      </w:r>
-      <w:proofErr w:type="spellEnd"/>
-      <w:r>
-        <w:rPr>
-          <w:rStyle w:val="HTMLCode"/>
-        </w:rPr>
-        <w:t>()</w:t>
+        <w:t>fscanf()</w:t>
       </w:r>
       <w:r>
         <w:t>: Writes to or reads from the file.</w:t>
@@ -2499,27 +2120,11 @@
           <w:numId w:val="13"/>
         </w:numPr>
       </w:pPr>
-      <w:proofErr w:type="spellStart"/>
-      <w:proofErr w:type="gramStart"/>
       <w:r>
         <w:rPr>
           <w:rStyle w:val="HTMLCode"/>
         </w:rPr>
-        <w:t>fclose</w:t>
-      </w:r>
-      <w:proofErr w:type="spellEnd"/>
-      <w:r>
-        <w:rPr>
-          <w:rStyle w:val="HTMLCode"/>
-        </w:rPr>
-        <w:t>(</w:t>
-      </w:r>
-      <w:proofErr w:type="gramEnd"/>
-      <w:r>
-        <w:rPr>
-          <w:rStyle w:val="HTMLCode"/>
-        </w:rPr>
-        <w:t>)</w:t>
+        <w:t>fclose()</w:t>
       </w:r>
       <w:r>
         <w:t>: Closes the file to save changes.</w:t>
@@ -2669,8 +2274,8 @@
 </file>
 
 <file path=word/numbering.xml><?xml version="1.0" encoding="utf-8"?>
-<w:numbering xmlns:wpc="http://schemas.microsoft.com/office/word/2010/wordprocessingCanvas" xmlns:cx="http://schemas.microsoft.com/office/drawing/2014/chartex" xmlns:cx1="http://schemas.microsoft.com/office/drawing/2015/9/8/chartex" xmlns:cx2="http://schemas.microsoft.com/office/drawing/2015/10/21/chartex" xmlns:cx3="http://schemas.microsoft.com/office/drawing/2016/5/9/chartex" xmlns:cx4="http://schemas.microsoft.com/office/drawing/2016/5/10/chartex" xmlns:cx5="http://schemas.microsoft.com/office/drawing/2016/5/11/chartex" xmlns:cx6="http://schemas.microsoft.com/office/drawing/2016/5/12/chartex" xmlns:cx7="http://schemas.microsoft.com/office/drawing/2016/5/13/chartex" xmlns:cx8="http://schemas.microsoft.com/office/drawing/2016/5/14/chartex" xmlns:mc="http://schemas.openxmlformats.org/markup-compatibility/2006" xmlns:aink="http://schemas.microsoft.com/office/drawing/2016/ink" xmlns:am3d="http://schemas.microsoft.com/office/drawing/2017/model3d" xmlns:o="urn:schemas-microsoft-com:office:office" xmlns:r="http://schemas.openxmlformats.org/officeDocument/2006/relationships" xmlns:m="http://schemas.openxmlformats.org/officeDocument/2006/math" xmlns:v="urn:schemas-microsoft-com:vml" xmlns:wp14="http://schemas.microsoft.com/office/word/2010/wordprocessingDrawing" xmlns:wp="http://schemas.openxmlformats.org/drawingml/2006/wordprocessingDrawing" xmlns:w10="urn:schemas-microsoft-com:office:word" xmlns:w="http://schemas.openxmlformats.org/wordprocessingml/2006/main" xmlns:w14="http://schemas.microsoft.com/office/word/2010/wordml" xmlns:w15="http://schemas.microsoft.com/office/word/2012/wordml" xmlns:w16cex="http://schemas.microsoft.com/office/word/2018/wordml/cex" xmlns:w16cid="http://schemas.microsoft.com/office/word/2016/wordml/cid" xmlns:w16="http://schemas.microsoft.com/office/word/2018/wordml" xmlns:w16sdtdh="http://schemas.microsoft.com/office/word/2020/wordml/sdtdatahash" xmlns:w16se="http://schemas.microsoft.com/office/word/2015/wordml/symex" xmlns:wpg="http://schemas.microsoft.com/office/word/2010/wordprocessingGroup" xmlns:wpi="http://schemas.microsoft.com/office/word/2010/wordprocessingInk" xmlns:wne="http://schemas.microsoft.com/office/word/2006/wordml" xmlns:wps="http://schemas.microsoft.com/office/word/2010/wordprocessingShape" mc:Ignorable="w14 w15 w16se w16cid w16 w16cex w16sdtdh wp14">
-  <w:abstractNum w:abstractNumId="0" w15:restartNumberingAfterBreak="0">
+<w:numbering xmlns:ve="http://schemas.openxmlformats.org/markup-compatibility/2006" xmlns:o="urn:schemas-microsoft-com:office:office" xmlns:r="http://schemas.openxmlformats.org/officeDocument/2006/relationships" xmlns:m="http://schemas.openxmlformats.org/officeDocument/2006/math" xmlns:v="urn:schemas-microsoft-com:vml" xmlns:wp="http://schemas.openxmlformats.org/drawingml/2006/wordprocessingDrawing" xmlns:w10="urn:schemas-microsoft-com:office:word" xmlns:w="http://schemas.openxmlformats.org/wordprocessingml/2006/main" xmlns:wne="http://schemas.microsoft.com/office/word/2006/wordml">
+  <w:abstractNum w:abstractNumId="0">
     <w:nsid w:val="019E33F3"/>
     <w:multiLevelType w:val="multilevel"/>
     <w:tmpl w:val="79541B42"/>
@@ -2783,7 +2388,7 @@
       </w:pPr>
     </w:lvl>
   </w:abstractNum>
-  <w:abstractNum w:abstractNumId="1" w15:restartNumberingAfterBreak="0">
+  <w:abstractNum w:abstractNumId="1">
     <w:nsid w:val="19D41A75"/>
     <w:multiLevelType w:val="multilevel"/>
     <w:tmpl w:val="783E7A78"/>
@@ -2896,7 +2501,7 @@
       </w:pPr>
     </w:lvl>
   </w:abstractNum>
-  <w:abstractNum w:abstractNumId="2" w15:restartNumberingAfterBreak="0">
+  <w:abstractNum w:abstractNumId="2">
     <w:nsid w:val="291D6A0F"/>
     <w:multiLevelType w:val="hybridMultilevel"/>
     <w:tmpl w:val="1CBCB480"/>
@@ -2987,7 +2592,7 @@
       </w:pPr>
     </w:lvl>
   </w:abstractNum>
-  <w:abstractNum w:abstractNumId="3" w15:restartNumberingAfterBreak="0">
+  <w:abstractNum w:abstractNumId="3">
     <w:nsid w:val="2ABE04EC"/>
     <w:multiLevelType w:val="multilevel"/>
     <w:tmpl w:val="171E18F0"/>
@@ -3136,7 +2741,7 @@
       </w:rPr>
     </w:lvl>
   </w:abstractNum>
-  <w:abstractNum w:abstractNumId="4" w15:restartNumberingAfterBreak="0">
+  <w:abstractNum w:abstractNumId="4">
     <w:nsid w:val="2B872714"/>
     <w:multiLevelType w:val="multilevel"/>
     <w:tmpl w:val="DF80DA1A"/>
@@ -3285,7 +2890,7 @@
       </w:rPr>
     </w:lvl>
   </w:abstractNum>
-  <w:abstractNum w:abstractNumId="5" w15:restartNumberingAfterBreak="0">
+  <w:abstractNum w:abstractNumId="5">
     <w:nsid w:val="38B536E2"/>
     <w:multiLevelType w:val="multilevel"/>
     <w:tmpl w:val="97924E5C"/>
@@ -3434,7 +3039,7 @@
       </w:rPr>
     </w:lvl>
   </w:abstractNum>
-  <w:abstractNum w:abstractNumId="6" w15:restartNumberingAfterBreak="0">
+  <w:abstractNum w:abstractNumId="6">
     <w:nsid w:val="3B1C5388"/>
     <w:multiLevelType w:val="multilevel"/>
     <w:tmpl w:val="A6F0E9A6"/>
@@ -3547,7 +3152,7 @@
       </w:pPr>
     </w:lvl>
   </w:abstractNum>
-  <w:abstractNum w:abstractNumId="7" w15:restartNumberingAfterBreak="0">
+  <w:abstractNum w:abstractNumId="7">
     <w:nsid w:val="43EC67EE"/>
     <w:multiLevelType w:val="multilevel"/>
     <w:tmpl w:val="E496F014"/>
@@ -3696,7 +3301,7 @@
       </w:rPr>
     </w:lvl>
   </w:abstractNum>
-  <w:abstractNum w:abstractNumId="8" w15:restartNumberingAfterBreak="0">
+  <w:abstractNum w:abstractNumId="8">
     <w:nsid w:val="46642379"/>
     <w:multiLevelType w:val="multilevel"/>
     <w:tmpl w:val="0DAA81A2"/>
@@ -3845,7 +3450,7 @@
       </w:rPr>
     </w:lvl>
   </w:abstractNum>
-  <w:abstractNum w:abstractNumId="9" w15:restartNumberingAfterBreak="0">
+  <w:abstractNum w:abstractNumId="9">
     <w:nsid w:val="5CAD2A70"/>
     <w:multiLevelType w:val="multilevel"/>
     <w:tmpl w:val="7BDAFDD6"/>
@@ -3994,7 +3599,7 @@
       </w:rPr>
     </w:lvl>
   </w:abstractNum>
-  <w:abstractNum w:abstractNumId="10" w15:restartNumberingAfterBreak="0">
+  <w:abstractNum w:abstractNumId="10">
     <w:nsid w:val="6DD60229"/>
     <w:multiLevelType w:val="multilevel"/>
     <w:tmpl w:val="12C80662"/>
@@ -4143,7 +3748,7 @@
       </w:rPr>
     </w:lvl>
   </w:abstractNum>
-  <w:abstractNum w:abstractNumId="11" w15:restartNumberingAfterBreak="0">
+  <w:abstractNum w:abstractNumId="11">
     <w:nsid w:val="78E06D51"/>
     <w:multiLevelType w:val="hybridMultilevel"/>
     <w:tmpl w:val="753ACF24"/>
@@ -4236,7 +3841,7 @@
       </w:pPr>
     </w:lvl>
   </w:abstractNum>
-  <w:abstractNum w:abstractNumId="12" w15:restartNumberingAfterBreak="0">
+  <w:abstractNum w:abstractNumId="12">
     <w:nsid w:val="7BB81659"/>
     <w:multiLevelType w:val="multilevel"/>
     <w:tmpl w:val="0270FBA4"/>
@@ -4428,7 +4033,7 @@
 </file>
 
 <file path=word/styles.xml><?xml version="1.0" encoding="utf-8"?>
-<w:styles xmlns:mc="http://schemas.openxmlformats.org/markup-compatibility/2006" xmlns:r="http://schemas.openxmlformats.org/officeDocument/2006/relationships" xmlns:w="http://schemas.openxmlformats.org/wordprocessingml/2006/main" xmlns:w14="http://schemas.microsoft.com/office/word/2010/wordml" xmlns:w15="http://schemas.microsoft.com/office/word/2012/wordml" xmlns:w16cex="http://schemas.microsoft.com/office/word/2018/wordml/cex" xmlns:w16cid="http://schemas.microsoft.com/office/word/2016/wordml/cid" xmlns:w16="http://schemas.microsoft.com/office/word/2018/wordml" xmlns:w16sdtdh="http://schemas.microsoft.com/office/word/2020/wordml/sdtdatahash" xmlns:w16se="http://schemas.microsoft.com/office/word/2015/wordml/symex" mc:Ignorable="w14 w15 w16se w16cid w16 w16cex w16sdtdh">
+<w:styles xmlns:r="http://schemas.openxmlformats.org/officeDocument/2006/relationships" xmlns:w="http://schemas.openxmlformats.org/wordprocessingml/2006/main">
   <w:docDefaults>
     <w:rPrDefault>
       <w:rPr>
@@ -4444,387 +4049,149 @@
       </w:pPr>
     </w:pPrDefault>
   </w:docDefaults>
-  <w:latentStyles w:defLockedState="0" w:defUIPriority="99" w:defSemiHidden="0" w:defUnhideWhenUsed="0" w:defQFormat="0" w:count="376">
-    <w:lsdException w:name="Normal" w:uiPriority="0" w:qFormat="1"/>
-    <w:lsdException w:name="heading 1" w:uiPriority="9" w:qFormat="1"/>
-    <w:lsdException w:name="heading 2" w:semiHidden="1" w:uiPriority="9" w:unhideWhenUsed="1" w:qFormat="1"/>
-    <w:lsdException w:name="heading 3" w:semiHidden="1" w:uiPriority="9" w:unhideWhenUsed="1" w:qFormat="1"/>
-    <w:lsdException w:name="heading 4" w:semiHidden="1" w:uiPriority="9" w:unhideWhenUsed="1" w:qFormat="1"/>
-    <w:lsdException w:name="heading 5" w:semiHidden="1" w:uiPriority="9" w:unhideWhenUsed="1" w:qFormat="1"/>
-    <w:lsdException w:name="heading 6" w:semiHidden="1" w:uiPriority="9" w:unhideWhenUsed="1" w:qFormat="1"/>
-    <w:lsdException w:name="heading 7" w:semiHidden="1" w:uiPriority="9" w:unhideWhenUsed="1" w:qFormat="1"/>
-    <w:lsdException w:name="heading 8" w:semiHidden="1" w:uiPriority="9" w:unhideWhenUsed="1" w:qFormat="1"/>
-    <w:lsdException w:name="heading 9" w:semiHidden="1" w:uiPriority="9" w:unhideWhenUsed="1" w:qFormat="1"/>
-    <w:lsdException w:name="index 1" w:semiHidden="1" w:unhideWhenUsed="1"/>
-    <w:lsdException w:name="index 2" w:semiHidden="1" w:unhideWhenUsed="1"/>
-    <w:lsdException w:name="index 3" w:semiHidden="1" w:unhideWhenUsed="1"/>
-    <w:lsdException w:name="index 4" w:semiHidden="1" w:unhideWhenUsed="1"/>
-    <w:lsdException w:name="index 5" w:semiHidden="1" w:unhideWhenUsed="1"/>
-    <w:lsdException w:name="index 6" w:semiHidden="1" w:unhideWhenUsed="1"/>
-    <w:lsdException w:name="index 7" w:semiHidden="1" w:unhideWhenUsed="1"/>
-    <w:lsdException w:name="index 8" w:semiHidden="1" w:unhideWhenUsed="1"/>
-    <w:lsdException w:name="index 9" w:semiHidden="1" w:unhideWhenUsed="1"/>
-    <w:lsdException w:name="toc 1" w:semiHidden="1" w:uiPriority="39" w:unhideWhenUsed="1"/>
-    <w:lsdException w:name="toc 2" w:semiHidden="1" w:uiPriority="39" w:unhideWhenUsed="1"/>
-    <w:lsdException w:name="toc 3" w:semiHidden="1" w:uiPriority="39" w:unhideWhenUsed="1"/>
-    <w:lsdException w:name="toc 4" w:semiHidden="1" w:uiPriority="39" w:unhideWhenUsed="1"/>
-    <w:lsdException w:name="toc 5" w:semiHidden="1" w:uiPriority="39" w:unhideWhenUsed="1"/>
-    <w:lsdException w:name="toc 6" w:semiHidden="1" w:uiPriority="39" w:unhideWhenUsed="1"/>
-    <w:lsdException w:name="toc 7" w:semiHidden="1" w:uiPriority="39" w:unhideWhenUsed="1"/>
-    <w:lsdException w:name="toc 8" w:semiHidden="1" w:uiPriority="39" w:unhideWhenUsed="1"/>
-    <w:lsdException w:name="toc 9" w:semiHidden="1" w:uiPriority="39" w:unhideWhenUsed="1"/>
-    <w:lsdException w:name="Normal Indent" w:semiHidden="1" w:unhideWhenUsed="1"/>
-    <w:lsdException w:name="footnote text" w:semiHidden="1" w:unhideWhenUsed="1"/>
-    <w:lsdException w:name="annotation text" w:semiHidden="1" w:unhideWhenUsed="1"/>
-    <w:lsdException w:name="header" w:semiHidden="1" w:unhideWhenUsed="1"/>
-    <w:lsdException w:name="footer" w:semiHidden="1" w:unhideWhenUsed="1"/>
-    <w:lsdException w:name="index heading" w:semiHidden="1" w:unhideWhenUsed="1"/>
-    <w:lsdException w:name="caption" w:semiHidden="1" w:uiPriority="35" w:unhideWhenUsed="1" w:qFormat="1"/>
-    <w:lsdException w:name="table of figures" w:semiHidden="1" w:unhideWhenUsed="1"/>
-    <w:lsdException w:name="envelope address" w:semiHidden="1" w:unhideWhenUsed="1"/>
-    <w:lsdException w:name="envelope return" w:semiHidden="1" w:unhideWhenUsed="1"/>
-    <w:lsdException w:name="footnote reference" w:semiHidden="1" w:unhideWhenUsed="1"/>
-    <w:lsdException w:name="annotation reference" w:semiHidden="1" w:unhideWhenUsed="1"/>
-    <w:lsdException w:name="line number" w:semiHidden="1" w:unhideWhenUsed="1"/>
-    <w:lsdException w:name="page number" w:semiHidden="1" w:unhideWhenUsed="1"/>
-    <w:lsdException w:name="endnote reference" w:semiHidden="1" w:unhideWhenUsed="1"/>
-    <w:lsdException w:name="endnote text" w:semiHidden="1" w:unhideWhenUsed="1"/>
-    <w:lsdException w:name="table of authorities" w:semiHidden="1" w:unhideWhenUsed="1"/>
-    <w:lsdException w:name="macro" w:semiHidden="1" w:unhideWhenUsed="1"/>
-    <w:lsdException w:name="toa heading" w:semiHidden="1" w:unhideWhenUsed="1"/>
-    <w:lsdException w:name="List" w:semiHidden="1" w:unhideWhenUsed="1"/>
-    <w:lsdException w:name="List Bullet" w:semiHidden="1" w:unhideWhenUsed="1"/>
-    <w:lsdException w:name="List Number" w:semiHidden="1" w:unhideWhenUsed="1"/>
-    <w:lsdException w:name="List 2" w:semiHidden="1" w:unhideWhenUsed="1"/>
-    <w:lsdException w:name="List 3" w:semiHidden="1" w:unhideWhenUsed="1"/>
-    <w:lsdException w:name="List 4" w:semiHidden="1" w:unhideWhenUsed="1"/>
-    <w:lsdException w:name="List 5" w:semiHidden="1" w:unhideWhenUsed="1"/>
-    <w:lsdException w:name="List Bullet 2" w:semiHidden="1" w:unhideWhenUsed="1"/>
-    <w:lsdException w:name="List Bullet 3" w:semiHidden="1" w:unhideWhenUsed="1"/>
-    <w:lsdException w:name="List Bullet 4" w:semiHidden="1" w:unhideWhenUsed="1"/>
-    <w:lsdException w:name="List Bullet 5" w:semiHidden="1" w:unhideWhenUsed="1"/>
-    <w:lsdException w:name="List Number 2" w:semiHidden="1" w:unhideWhenUsed="1"/>
-    <w:lsdException w:name="List Number 3" w:semiHidden="1" w:unhideWhenUsed="1"/>
-    <w:lsdException w:name="List Number 4" w:semiHidden="1" w:unhideWhenUsed="1"/>
-    <w:lsdException w:name="List Number 5" w:semiHidden="1" w:unhideWhenUsed="1"/>
-    <w:lsdException w:name="Title" w:uiPriority="10" w:qFormat="1"/>
-    <w:lsdException w:name="Closing" w:semiHidden="1" w:unhideWhenUsed="1"/>
-    <w:lsdException w:name="Signature" w:semiHidden="1" w:unhideWhenUsed="1"/>
-    <w:lsdException w:name="Default Paragraph Font" w:semiHidden="1" w:uiPriority="1" w:unhideWhenUsed="1"/>
-    <w:lsdException w:name="Body Text" w:semiHidden="1" w:unhideWhenUsed="1"/>
-    <w:lsdException w:name="Body Text Indent" w:semiHidden="1" w:unhideWhenUsed="1"/>
-    <w:lsdException w:name="List Continue" w:semiHidden="1" w:unhideWhenUsed="1"/>
-    <w:lsdException w:name="List Continue 2" w:semiHidden="1" w:unhideWhenUsed="1"/>
-    <w:lsdException w:name="List Continue 3" w:semiHidden="1" w:unhideWhenUsed="1"/>
-    <w:lsdException w:name="List Continue 4" w:semiHidden="1" w:unhideWhenUsed="1"/>
-    <w:lsdException w:name="List Continue 5" w:semiHidden="1" w:unhideWhenUsed="1"/>
-    <w:lsdException w:name="Message Header" w:semiHidden="1" w:unhideWhenUsed="1"/>
-    <w:lsdException w:name="Subtitle" w:uiPriority="11" w:qFormat="1"/>
-    <w:lsdException w:name="Salutation" w:semiHidden="1" w:unhideWhenUsed="1"/>
-    <w:lsdException w:name="Date" w:semiHidden="1" w:unhideWhenUsed="1"/>
-    <w:lsdException w:name="Body Text First Indent" w:semiHidden="1" w:unhideWhenUsed="1"/>
-    <w:lsdException w:name="Body Text First Indent 2" w:semiHidden="1" w:unhideWhenUsed="1"/>
-    <w:lsdException w:name="Note Heading" w:semiHidden="1" w:unhideWhenUsed="1"/>
-    <w:lsdException w:name="Body Text 2" w:semiHidden="1" w:unhideWhenUsed="1"/>
-    <w:lsdException w:name="Body Text 3" w:semiHidden="1" w:unhideWhenUsed="1"/>
-    <w:lsdException w:name="Body Text Indent 2" w:semiHidden="1" w:unhideWhenUsed="1"/>
-    <w:lsdException w:name="Body Text Indent 3" w:semiHidden="1" w:unhideWhenUsed="1"/>
-    <w:lsdException w:name="Block Text" w:semiHidden="1" w:unhideWhenUsed="1"/>
-    <w:lsdException w:name="Hyperlink" w:semiHidden="1" w:unhideWhenUsed="1"/>
-    <w:lsdException w:name="FollowedHyperlink" w:semiHidden="1" w:unhideWhenUsed="1"/>
-    <w:lsdException w:name="Strong" w:uiPriority="22" w:qFormat="1"/>
-    <w:lsdException w:name="Emphasis" w:uiPriority="20" w:qFormat="1"/>
-    <w:lsdException w:name="Document Map" w:semiHidden="1" w:unhideWhenUsed="1"/>
-    <w:lsdException w:name="Plain Text" w:semiHidden="1" w:unhideWhenUsed="1"/>
-    <w:lsdException w:name="E-mail Signature" w:semiHidden="1" w:unhideWhenUsed="1"/>
-    <w:lsdException w:name="HTML Top of Form" w:semiHidden="1" w:unhideWhenUsed="1"/>
-    <w:lsdException w:name="HTML Bottom of Form" w:semiHidden="1" w:unhideWhenUsed="1"/>
-    <w:lsdException w:name="Normal (Web)" w:semiHidden="1" w:unhideWhenUsed="1"/>
-    <w:lsdException w:name="HTML Acronym" w:semiHidden="1" w:unhideWhenUsed="1"/>
-    <w:lsdException w:name="HTML Address" w:semiHidden="1" w:unhideWhenUsed="1"/>
-    <w:lsdException w:name="HTML Cite" w:semiHidden="1" w:unhideWhenUsed="1"/>
-    <w:lsdException w:name="HTML Code" w:semiHidden="1" w:unhideWhenUsed="1"/>
-    <w:lsdException w:name="HTML Definition" w:semiHidden="1" w:unhideWhenUsed="1"/>
-    <w:lsdException w:name="HTML Keyboard" w:semiHidden="1" w:unhideWhenUsed="1"/>
-    <w:lsdException w:name="HTML Preformatted" w:semiHidden="1" w:unhideWhenUsed="1"/>
-    <w:lsdException w:name="HTML Sample" w:semiHidden="1" w:unhideWhenUsed="1"/>
-    <w:lsdException w:name="HTML Typewriter" w:semiHidden="1" w:unhideWhenUsed="1"/>
-    <w:lsdException w:name="HTML Variable" w:semiHidden="1" w:unhideWhenUsed="1"/>
-    <w:lsdException w:name="Normal Table" w:semiHidden="1" w:unhideWhenUsed="1"/>
-    <w:lsdException w:name="annotation subject" w:semiHidden="1" w:unhideWhenUsed="1"/>
-    <w:lsdException w:name="No List" w:semiHidden="1" w:unhideWhenUsed="1"/>
-    <w:lsdException w:name="Outline List 1" w:semiHidden="1" w:unhideWhenUsed="1"/>
-    <w:lsdException w:name="Outline List 2" w:semiHidden="1" w:unhideWhenUsed="1"/>
-    <w:lsdException w:name="Outline List 3" w:semiHidden="1" w:unhideWhenUsed="1"/>
-    <w:lsdException w:name="Table Simple 1" w:semiHidden="1" w:unhideWhenUsed="1"/>
-    <w:lsdException w:name="Table Simple 2" w:semiHidden="1" w:unhideWhenUsed="1"/>
-    <w:lsdException w:name="Table Simple 3" w:semiHidden="1" w:unhideWhenUsed="1"/>
-    <w:lsdException w:name="Table Classic 1" w:semiHidden="1" w:unhideWhenUsed="1"/>
-    <w:lsdException w:name="Table Classic 2" w:semiHidden="1" w:unhideWhenUsed="1"/>
-    <w:lsdException w:name="Table Classic 3" w:semiHidden="1" w:unhideWhenUsed="1"/>
-    <w:lsdException w:name="Table Classic 4" w:semiHidden="1" w:unhideWhenUsed="1"/>
-    <w:lsdException w:name="Table Colorful 1" w:semiHidden="1" w:unhideWhenUsed="1"/>
-    <w:lsdException w:name="Table Colorful 2" w:semiHidden="1" w:unhideWhenUsed="1"/>
-    <w:lsdException w:name="Table Colorful 3" w:semiHidden="1" w:unhideWhenUsed="1"/>
-    <w:lsdException w:name="Table Columns 1" w:semiHidden="1" w:unhideWhenUsed="1"/>
-    <w:lsdException w:name="Table Columns 2" w:semiHidden="1" w:unhideWhenUsed="1"/>
-    <w:lsdException w:name="Table Columns 3" w:semiHidden="1" w:unhideWhenUsed="1"/>
-    <w:lsdException w:name="Table Columns 4" w:semiHidden="1" w:unhideWhenUsed="1"/>
-    <w:lsdException w:name="Table Columns 5" w:semiHidden="1" w:unhideWhenUsed="1"/>
-    <w:lsdException w:name="Table Grid 1" w:semiHidden="1" w:unhideWhenUsed="1"/>
-    <w:lsdException w:name="Table Grid 2" w:semiHidden="1" w:unhideWhenUsed="1"/>
-    <w:lsdException w:name="Table Grid 3" w:semiHidden="1" w:unhideWhenUsed="1"/>
-    <w:lsdException w:name="Table Grid 4" w:semiHidden="1" w:unhideWhenUsed="1"/>
-    <w:lsdException w:name="Table Grid 5" w:semiHidden="1" w:unhideWhenUsed="1"/>
-    <w:lsdException w:name="Table Grid 6" w:semiHidden="1" w:unhideWhenUsed="1"/>
-    <w:lsdException w:name="Table Grid 7" w:semiHidden="1" w:unhideWhenUsed="1"/>
-    <w:lsdException w:name="Table Grid 8" w:semiHidden="1" w:unhideWhenUsed="1"/>
-    <w:lsdException w:name="Table List 1" w:semiHidden="1" w:unhideWhenUsed="1"/>
-    <w:lsdException w:name="Table List 2" w:semiHidden="1" w:unhideWhenUsed="1"/>
-    <w:lsdException w:name="Table List 3" w:semiHidden="1" w:unhideWhenUsed="1"/>
-    <w:lsdException w:name="Table List 4" w:semiHidden="1" w:unhideWhenUsed="1"/>
-    <w:lsdException w:name="Table List 5" w:semiHidden="1" w:unhideWhenUsed="1"/>
-    <w:lsdException w:name="Table List 6" w:semiHidden="1" w:unhideWhenUsed="1"/>
-    <w:lsdException w:name="Table List 7" w:semiHidden="1" w:unhideWhenUsed="1"/>
-    <w:lsdException w:name="Table List 8" w:semiHidden="1" w:unhideWhenUsed="1"/>
-    <w:lsdException w:name="Table 3D effects 1" w:semiHidden="1" w:unhideWhenUsed="1"/>
-    <w:lsdException w:name="Table 3D effects 2" w:semiHidden="1" w:unhideWhenUsed="1"/>
-    <w:lsdException w:name="Table 3D effects 3" w:semiHidden="1" w:unhideWhenUsed="1"/>
-    <w:lsdException w:name="Table Contemporary" w:semiHidden="1" w:unhideWhenUsed="1"/>
-    <w:lsdException w:name="Table Elegant" w:semiHidden="1" w:unhideWhenUsed="1"/>
-    <w:lsdException w:name="Table Professional" w:semiHidden="1" w:unhideWhenUsed="1"/>
-    <w:lsdException w:name="Table Subtle 1" w:semiHidden="1" w:unhideWhenUsed="1"/>
-    <w:lsdException w:name="Table Subtle 2" w:semiHidden="1" w:unhideWhenUsed="1"/>
-    <w:lsdException w:name="Table Web 1" w:semiHidden="1" w:unhideWhenUsed="1"/>
-    <w:lsdException w:name="Table Web 2" w:semiHidden="1" w:unhideWhenUsed="1"/>
-    <w:lsdException w:name="Table Web 3" w:semiHidden="1" w:unhideWhenUsed="1"/>
-    <w:lsdException w:name="Balloon Text" w:semiHidden="1" w:unhideWhenUsed="1"/>
-    <w:lsdException w:name="Table Grid" w:uiPriority="39"/>
-    <w:lsdException w:name="Table Theme" w:semiHidden="1" w:unhideWhenUsed="1"/>
-    <w:lsdException w:name="Placeholder Text" w:semiHidden="1"/>
-    <w:lsdException w:name="No Spacing" w:uiPriority="1" w:qFormat="1"/>
-    <w:lsdException w:name="Light Shading" w:uiPriority="60"/>
-    <w:lsdException w:name="Light List" w:uiPriority="61"/>
-    <w:lsdException w:name="Light Grid" w:uiPriority="62"/>
-    <w:lsdException w:name="Medium Shading 1" w:uiPriority="63"/>
-    <w:lsdException w:name="Medium Shading 2" w:uiPriority="64"/>
-    <w:lsdException w:name="Medium List 1" w:uiPriority="65"/>
-    <w:lsdException w:name="Medium List 2" w:uiPriority="66"/>
-    <w:lsdException w:name="Medium Grid 1" w:uiPriority="67"/>
-    <w:lsdException w:name="Medium Grid 2" w:uiPriority="68"/>
-    <w:lsdException w:name="Medium Grid 3" w:uiPriority="69"/>
-    <w:lsdException w:name="Dark List" w:uiPriority="70"/>
-    <w:lsdException w:name="Colorful Shading" w:uiPriority="71"/>
-    <w:lsdException w:name="Colorful List" w:uiPriority="72"/>
-    <w:lsdException w:name="Colorful Grid" w:uiPriority="73"/>
-    <w:lsdException w:name="Light Shading Accent 1" w:uiPriority="60"/>
-    <w:lsdException w:name="Light List Accent 1" w:uiPriority="61"/>
-    <w:lsdException w:name="Light Grid Accent 1" w:uiPriority="62"/>
-    <w:lsdException w:name="Medium Shading 1 Accent 1" w:uiPriority="63"/>
-    <w:lsdException w:name="Medium Shading 2 Accent 1" w:uiPriority="64"/>
-    <w:lsdException w:name="Medium List 1 Accent 1" w:uiPriority="65"/>
-    <w:lsdException w:name="Revision" w:semiHidden="1"/>
-    <w:lsdException w:name="List Paragraph" w:uiPriority="34" w:qFormat="1"/>
-    <w:lsdException w:name="Quote" w:uiPriority="29" w:qFormat="1"/>
-    <w:lsdException w:name="Intense Quote" w:uiPriority="30" w:qFormat="1"/>
-    <w:lsdException w:name="Medium List 2 Accent 1" w:uiPriority="66"/>
-    <w:lsdException w:name="Medium Grid 1 Accent 1" w:uiPriority="67"/>
-    <w:lsdException w:name="Medium Grid 2 Accent 1" w:uiPriority="68"/>
-    <w:lsdException w:name="Medium Grid 3 Accent 1" w:uiPriority="69"/>
-    <w:lsdException w:name="Dark List Accent 1" w:uiPriority="70"/>
-    <w:lsdException w:name="Colorful Shading Accent 1" w:uiPriority="71"/>
-    <w:lsdException w:name="Colorful List Accent 1" w:uiPriority="72"/>
-    <w:lsdException w:name="Colorful Grid Accent 1" w:uiPriority="73"/>
-    <w:lsdException w:name="Light Shading Accent 2" w:uiPriority="60"/>
-    <w:lsdException w:name="Light List Accent 2" w:uiPriority="61"/>
-    <w:lsdException w:name="Light Grid Accent 2" w:uiPriority="62"/>
-    <w:lsdException w:name="Medium Shading 1 Accent 2" w:uiPriority="63"/>
-    <w:lsdException w:name="Medium Shading 2 Accent 2" w:uiPriority="64"/>
-    <w:lsdException w:name="Medium List 1 Accent 2" w:uiPriority="65"/>
-    <w:lsdException w:name="Medium List 2 Accent 2" w:uiPriority="66"/>
-    <w:lsdException w:name="Medium Grid 1 Accent 2" w:uiPriority="67"/>
-    <w:lsdException w:name="Medium Grid 2 Accent 2" w:uiPriority="68"/>
-    <w:lsdException w:name="Medium Grid 3 Accent 2" w:uiPriority="69"/>
-    <w:lsdException w:name="Dark List Accent 2" w:uiPriority="70"/>
-    <w:lsdException w:name="Colorful Shading Accent 2" w:uiPriority="71"/>
-    <w:lsdException w:name="Colorful List Accent 2" w:uiPriority="72"/>
-    <w:lsdException w:name="Colorful Grid Accent 2" w:uiPriority="73"/>
-    <w:lsdException w:name="Light Shading Accent 3" w:uiPriority="60"/>
-    <w:lsdException w:name="Light List Accent 3" w:uiPriority="61"/>
-    <w:lsdException w:name="Light Grid Accent 3" w:uiPriority="62"/>
-    <w:lsdException w:name="Medium Shading 1 Accent 3" w:uiPriority="63"/>
-    <w:lsdException w:name="Medium Shading 2 Accent 3" w:uiPriority="64"/>
-    <w:lsdException w:name="Medium List 1 Accent 3" w:uiPriority="65"/>
-    <w:lsdException w:name="Medium List 2 Accent 3" w:uiPriority="66"/>
-    <w:lsdException w:name="Medium Grid 1 Accent 3" w:uiPriority="67"/>
-    <w:lsdException w:name="Medium Grid 2 Accent 3" w:uiPriority="68"/>
-    <w:lsdException w:name="Medium Grid 3 Accent 3" w:uiPriority="69"/>
-    <w:lsdException w:name="Dark List Accent 3" w:uiPriority="70"/>
-    <w:lsdException w:name="Colorful Shading Accent 3" w:uiPriority="71"/>
-    <w:lsdException w:name="Colorful List Accent 3" w:uiPriority="72"/>
-    <w:lsdException w:name="Colorful Grid Accent 3" w:uiPriority="73"/>
-    <w:lsdException w:name="Light Shading Accent 4" w:uiPriority="60"/>
-    <w:lsdException w:name="Light List Accent 4" w:uiPriority="61"/>
-    <w:lsdException w:name="Light Grid Accent 4" w:uiPriority="62"/>
-    <w:lsdException w:name="Medium Shading 1 Accent 4" w:uiPriority="63"/>
-    <w:lsdException w:name="Medium Shading 2 Accent 4" w:uiPriority="64"/>
-    <w:lsdException w:name="Medium List 1 Accent 4" w:uiPriority="65"/>
-    <w:lsdException w:name="Medium List 2 Accent 4" w:uiPriority="66"/>
-    <w:lsdException w:name="Medium Grid 1 Accent 4" w:uiPriority="67"/>
-    <w:lsdException w:name="Medium Grid 2 Accent 4" w:uiPriority="68"/>
-    <w:lsdException w:name="Medium Grid 3 Accent 4" w:uiPriority="69"/>
-    <w:lsdException w:name="Dark List Accent 4" w:uiPriority="70"/>
-    <w:lsdException w:name="Colorful Shading Accent 4" w:uiPriority="71"/>
-    <w:lsdException w:name="Colorful List Accent 4" w:uiPriority="72"/>
-    <w:lsdException w:name="Colorful Grid Accent 4" w:uiPriority="73"/>
-    <w:lsdException w:name="Light Shading Accent 5" w:uiPriority="60"/>
-    <w:lsdException w:name="Light List Accent 5" w:uiPriority="61"/>
-    <w:lsdException w:name="Light Grid Accent 5" w:uiPriority="62"/>
-    <w:lsdException w:name="Medium Shading 1 Accent 5" w:uiPriority="63"/>
-    <w:lsdException w:name="Medium Shading 2 Accent 5" w:uiPriority="64"/>
-    <w:lsdException w:name="Medium List 1 Accent 5" w:uiPriority="65"/>
-    <w:lsdException w:name="Medium List 2 Accent 5" w:uiPriority="66"/>
-    <w:lsdException w:name="Medium Grid 1 Accent 5" w:uiPriority="67"/>
-    <w:lsdException w:name="Medium Grid 2 Accent 5" w:uiPriority="68"/>
-    <w:lsdException w:name="Medium Grid 3 Accent 5" w:uiPriority="69"/>
-    <w:lsdException w:name="Dark List Accent 5" w:uiPriority="70"/>
-    <w:lsdException w:name="Colorful Shading Accent 5" w:uiPriority="71"/>
-    <w:lsdException w:name="Colorful List Accent 5" w:uiPriority="72"/>
-    <w:lsdException w:name="Colorful Grid Accent 5" w:uiPriority="73"/>
-    <w:lsdException w:name="Light Shading Accent 6" w:uiPriority="60"/>
-    <w:lsdException w:name="Light List Accent 6" w:uiPriority="61"/>
-    <w:lsdException w:name="Light Grid Accent 6" w:uiPriority="62"/>
-    <w:lsdException w:name="Medium Shading 1 Accent 6" w:uiPriority="63"/>
-    <w:lsdException w:name="Medium Shading 2 Accent 6" w:uiPriority="64"/>
-    <w:lsdException w:name="Medium List 1 Accent 6" w:uiPriority="65"/>
-    <w:lsdException w:name="Medium List 2 Accent 6" w:uiPriority="66"/>
-    <w:lsdException w:name="Medium Grid 1 Accent 6" w:uiPriority="67"/>
-    <w:lsdException w:name="Medium Grid 2 Accent 6" w:uiPriority="68"/>
-    <w:lsdException w:name="Medium Grid 3 Accent 6" w:uiPriority="69"/>
-    <w:lsdException w:name="Dark List Accent 6" w:uiPriority="70"/>
-    <w:lsdException w:name="Colorful Shading Accent 6" w:uiPriority="71"/>
-    <w:lsdException w:name="Colorful List Accent 6" w:uiPriority="72"/>
-    <w:lsdException w:name="Colorful Grid Accent 6" w:uiPriority="73"/>
-    <w:lsdException w:name="Subtle Emphasis" w:uiPriority="19" w:qFormat="1"/>
-    <w:lsdException w:name="Intense Emphasis" w:uiPriority="21" w:qFormat="1"/>
-    <w:lsdException w:name="Subtle Reference" w:uiPriority="31" w:qFormat="1"/>
-    <w:lsdException w:name="Intense Reference" w:uiPriority="32" w:qFormat="1"/>
-    <w:lsdException w:name="Book Title" w:uiPriority="33" w:qFormat="1"/>
-    <w:lsdException w:name="Bibliography" w:semiHidden="1" w:uiPriority="37" w:unhideWhenUsed="1"/>
-    <w:lsdException w:name="TOC Heading" w:semiHidden="1" w:uiPriority="39" w:unhideWhenUsed="1" w:qFormat="1"/>
-    <w:lsdException w:name="Plain Table 1" w:uiPriority="41"/>
-    <w:lsdException w:name="Plain Table 2" w:uiPriority="42"/>
-    <w:lsdException w:name="Plain Table 3" w:uiPriority="43"/>
-    <w:lsdException w:name="Plain Table 4" w:uiPriority="44"/>
-    <w:lsdException w:name="Plain Table 5" w:uiPriority="45"/>
-    <w:lsdException w:name="Grid Table Light" w:uiPriority="40"/>
-    <w:lsdException w:name="Grid Table 1 Light" w:uiPriority="46"/>
-    <w:lsdException w:name="Grid Table 2" w:uiPriority="47"/>
-    <w:lsdException w:name="Grid Table 3" w:uiPriority="48"/>
-    <w:lsdException w:name="Grid Table 4" w:uiPriority="49"/>
-    <w:lsdException w:name="Grid Table 5 Dark" w:uiPriority="50"/>
-    <w:lsdException w:name="Grid Table 6 Colorful" w:uiPriority="51"/>
-    <w:lsdException w:name="Grid Table 7 Colorful" w:uiPriority="52"/>
-    <w:lsdException w:name="Grid Table 1 Light Accent 1" w:uiPriority="46"/>
-    <w:lsdException w:name="Grid Table 2 Accent 1" w:uiPriority="47"/>
-    <w:lsdException w:name="Grid Table 3 Accent 1" w:uiPriority="48"/>
-    <w:lsdException w:name="Grid Table 4 Accent 1" w:uiPriority="49"/>
-    <w:lsdException w:name="Grid Table 5 Dark Accent 1" w:uiPriority="50"/>
-    <w:lsdException w:name="Grid Table 6 Colorful Accent 1" w:uiPriority="51"/>
-    <w:lsdException w:name="Grid Table 7 Colorful Accent 1" w:uiPriority="52"/>
-    <w:lsdException w:name="Grid Table 1 Light Accent 2" w:uiPriority="46"/>
-    <w:lsdException w:name="Grid Table 2 Accent 2" w:uiPriority="47"/>
-    <w:lsdException w:name="Grid Table 3 Accent 2" w:uiPriority="48"/>
-    <w:lsdException w:name="Grid Table 4 Accent 2" w:uiPriority="49"/>
-    <w:lsdException w:name="Grid Table 5 Dark Accent 2" w:uiPriority="50"/>
-    <w:lsdException w:name="Grid Table 6 Colorful Accent 2" w:uiPriority="51"/>
-    <w:lsdException w:name="Grid Table 7 Colorful Accent 2" w:uiPriority="52"/>
-    <w:lsdException w:name="Grid Table 1 Light Accent 3" w:uiPriority="46"/>
-    <w:lsdException w:name="Grid Table 2 Accent 3" w:uiPriority="47"/>
-    <w:lsdException w:name="Grid Table 3 Accent 3" w:uiPriority="48"/>
-    <w:lsdException w:name="Grid Table 4 Accent 3" w:uiPriority="49"/>
-    <w:lsdException w:name="Grid Table 5 Dark Accent 3" w:uiPriority="50"/>
-    <w:lsdException w:name="Grid Table 6 Colorful Accent 3" w:uiPriority="51"/>
-    <w:lsdException w:name="Grid Table 7 Colorful Accent 3" w:uiPriority="52"/>
-    <w:lsdException w:name="Grid Table 1 Light Accent 4" w:uiPriority="46"/>
-    <w:lsdException w:name="Grid Table 2 Accent 4" w:uiPriority="47"/>
-    <w:lsdException w:name="Grid Table 3 Accent 4" w:uiPriority="48"/>
-    <w:lsdException w:name="Grid Table 4 Accent 4" w:uiPriority="49"/>
-    <w:lsdException w:name="Grid Table 5 Dark Accent 4" w:uiPriority="50"/>
-    <w:lsdException w:name="Grid Table 6 Colorful Accent 4" w:uiPriority="51"/>
-    <w:lsdException w:name="Grid Table 7 Colorful Accent 4" w:uiPriority="52"/>
-    <w:lsdException w:name="Grid Table 1 Light Accent 5" w:uiPriority="46"/>
-    <w:lsdException w:name="Grid Table 2 Accent 5" w:uiPriority="47"/>
-    <w:lsdException w:name="Grid Table 3 Accent 5" w:uiPriority="48"/>
-    <w:lsdException w:name="Grid Table 4 Accent 5" w:uiPriority="49"/>
-    <w:lsdException w:name="Grid Table 5 Dark Accent 5" w:uiPriority="50"/>
-    <w:lsdException w:name="Grid Table 6 Colorful Accent 5" w:uiPriority="51"/>
-    <w:lsdException w:name="Grid Table 7 Colorful Accent 5" w:uiPriority="52"/>
-    <w:lsdException w:name="Grid Table 1 Light Accent 6" w:uiPriority="46"/>
-    <w:lsdException w:name="Grid Table 2 Accent 6" w:uiPriority="47"/>
-    <w:lsdException w:name="Grid Table 3 Accent 6" w:uiPriority="48"/>
-    <w:lsdException w:name="Grid Table 4 Accent 6" w:uiPriority="49"/>
-    <w:lsdException w:name="Grid Table 5 Dark Accent 6" w:uiPriority="50"/>
-    <w:lsdException w:name="Grid Table 6 Colorful Accent 6" w:uiPriority="51"/>
-    <w:lsdException w:name="Grid Table 7 Colorful Accent 6" w:uiPriority="52"/>
-    <w:lsdException w:name="List Table 1 Light" w:uiPriority="46"/>
-    <w:lsdException w:name="List Table 2" w:uiPriority="47"/>
-    <w:lsdException w:name="List Table 3" w:uiPriority="48"/>
-    <w:lsdException w:name="List Table 4" w:uiPriority="49"/>
-    <w:lsdException w:name="List Table 5 Dark" w:uiPriority="50"/>
-    <w:lsdException w:name="List Table 6 Colorful" w:uiPriority="51"/>
-    <w:lsdException w:name="List Table 7 Colorful" w:uiPriority="52"/>
-    <w:lsdException w:name="List Table 1 Light Accent 1" w:uiPriority="46"/>
-    <w:lsdException w:name="List Table 2 Accent 1" w:uiPriority="47"/>
-    <w:lsdException w:name="List Table 3 Accent 1" w:uiPriority="48"/>
-    <w:lsdException w:name="List Table 4 Accent 1" w:uiPriority="49"/>
-    <w:lsdException w:name="List Table 5 Dark Accent 1" w:uiPriority="50"/>
-    <w:lsdException w:name="List Table 6 Colorful Accent 1" w:uiPriority="51"/>
-    <w:lsdException w:name="List Table 7 Colorful Accent 1" w:uiPriority="52"/>
-    <w:lsdException w:name="List Table 1 Light Accent 2" w:uiPriority="46"/>
-    <w:lsdException w:name="List Table 2 Accent 2" w:uiPriority="47"/>
-    <w:lsdException w:name="List Table 3 Accent 2" w:uiPriority="48"/>
-    <w:lsdException w:name="List Table 4 Accent 2" w:uiPriority="49"/>
-    <w:lsdException w:name="List Table 5 Dark Accent 2" w:uiPriority="50"/>
-    <w:lsdException w:name="List Table 6 Colorful Accent 2" w:uiPriority="51"/>
-    <w:lsdException w:name="List Table 7 Colorful Accent 2" w:uiPriority="52"/>
-    <w:lsdException w:name="List Table 1 Light Accent 3" w:uiPriority="46"/>
-    <w:lsdException w:name="List Table 2 Accent 3" w:uiPriority="47"/>
-    <w:lsdException w:name="List Table 3 Accent 3" w:uiPriority="48"/>
-    <w:lsdException w:name="List Table 4 Accent 3" w:uiPriority="49"/>
-    <w:lsdException w:name="List Table 5 Dark Accent 3" w:uiPriority="50"/>
-    <w:lsdException w:name="List Table 6 Colorful Accent 3" w:uiPriority="51"/>
-    <w:lsdException w:name="List Table 7 Colorful Accent 3" w:uiPriority="52"/>
-    <w:lsdException w:name="List Table 1 Light Accent 4" w:uiPriority="46"/>
-    <w:lsdException w:name="List Table 2 Accent 4" w:uiPriority="47"/>
-    <w:lsdException w:name="List Table 3 Accent 4" w:uiPriority="48"/>
-    <w:lsdException w:name="List Table 4 Accent 4" w:uiPriority="49"/>
-    <w:lsdException w:name="List Table 5 Dark Accent 4" w:uiPriority="50"/>
-    <w:lsdException w:name="List Table 6 Colorful Accent 4" w:uiPriority="51"/>
-    <w:lsdException w:name="List Table 7 Colorful Accent 4" w:uiPriority="52"/>
-    <w:lsdException w:name="List Table 1 Light Accent 5" w:uiPriority="46"/>
-    <w:lsdException w:name="List Table 2 Accent 5" w:uiPriority="47"/>
-    <w:lsdException w:name="List Table 3 Accent 5" w:uiPriority="48"/>
-    <w:lsdException w:name="List Table 4 Accent 5" w:uiPriority="49"/>
-    <w:lsdException w:name="List Table 5 Dark Accent 5" w:uiPriority="50"/>
-    <w:lsdException w:name="List Table 6 Colorful Accent 5" w:uiPriority="51"/>
-    <w:lsdException w:name="List Table 7 Colorful Accent 5" w:uiPriority="52"/>
-    <w:lsdException w:name="List Table 1 Light Accent 6" w:uiPriority="46"/>
-    <w:lsdException w:name="List Table 2 Accent 6" w:uiPriority="47"/>
-    <w:lsdException w:name="List Table 3 Accent 6" w:uiPriority="48"/>
-    <w:lsdException w:name="List Table 4 Accent 6" w:uiPriority="49"/>
-    <w:lsdException w:name="List Table 5 Dark Accent 6" w:uiPriority="50"/>
-    <w:lsdException w:name="List Table 6 Colorful Accent 6" w:uiPriority="51"/>
-    <w:lsdException w:name="List Table 7 Colorful Accent 6" w:uiPriority="52"/>
-    <w:lsdException w:name="Mention" w:semiHidden="1" w:unhideWhenUsed="1"/>
-    <w:lsdException w:name="Smart Hyperlink" w:semiHidden="1" w:unhideWhenUsed="1"/>
-    <w:lsdException w:name="Hashtag" w:semiHidden="1" w:unhideWhenUsed="1"/>
-    <w:lsdException w:name="Unresolved Mention" w:semiHidden="1" w:unhideWhenUsed="1"/>
-    <w:lsdException w:name="Smart Link" w:semiHidden="1" w:unhideWhenUsed="1"/>
+  <w:latentStyles w:defLockedState="0" w:defUIPriority="99" w:defSemiHidden="1" w:defUnhideWhenUsed="1" w:defQFormat="0" w:count="267">
+    <w:lsdException w:name="Normal" w:semiHidden="0" w:uiPriority="0" w:unhideWhenUsed="0" w:qFormat="1"/>
+    <w:lsdException w:name="heading 1" w:semiHidden="0" w:uiPriority="9" w:unhideWhenUsed="0" w:qFormat="1"/>
+    <w:lsdException w:name="heading 2" w:uiPriority="9" w:qFormat="1"/>
+    <w:lsdException w:name="heading 3" w:uiPriority="9" w:qFormat="1"/>
+    <w:lsdException w:name="heading 4" w:uiPriority="9" w:qFormat="1"/>
+    <w:lsdException w:name="heading 5" w:uiPriority="9" w:qFormat="1"/>
+    <w:lsdException w:name="heading 6" w:uiPriority="9" w:qFormat="1"/>
+    <w:lsdException w:name="heading 7" w:uiPriority="9" w:qFormat="1"/>
+    <w:lsdException w:name="heading 8" w:uiPriority="9" w:qFormat="1"/>
+    <w:lsdException w:name="heading 9" w:uiPriority="9" w:qFormat="1"/>
+    <w:lsdException w:name="toc 1" w:uiPriority="39"/>
+    <w:lsdException w:name="toc 2" w:uiPriority="39"/>
+    <w:lsdException w:name="toc 3" w:uiPriority="39"/>
+    <w:lsdException w:name="toc 4" w:uiPriority="39"/>
+    <w:lsdException w:name="toc 5" w:uiPriority="39"/>
+    <w:lsdException w:name="toc 6" w:uiPriority="39"/>
+    <w:lsdException w:name="toc 7" w:uiPriority="39"/>
+    <w:lsdException w:name="toc 8" w:uiPriority="39"/>
+    <w:lsdException w:name="toc 9" w:uiPriority="39"/>
+    <w:lsdException w:name="caption" w:uiPriority="35" w:qFormat="1"/>
+    <w:lsdException w:name="Title" w:semiHidden="0" w:uiPriority="10" w:unhideWhenUsed="0" w:qFormat="1"/>
+    <w:lsdException w:name="Default Paragraph Font" w:uiPriority="1"/>
+    <w:lsdException w:name="Subtitle" w:semiHidden="0" w:uiPriority="11" w:unhideWhenUsed="0" w:qFormat="1"/>
+    <w:lsdException w:name="Strong" w:semiHidden="0" w:uiPriority="22" w:unhideWhenUsed="0" w:qFormat="1"/>
+    <w:lsdException w:name="Emphasis" w:semiHidden="0" w:uiPriority="20" w:unhideWhenUsed="0" w:qFormat="1"/>
+    <w:lsdException w:name="Table Grid" w:semiHidden="0" w:uiPriority="39" w:unhideWhenUsed="0"/>
+    <w:lsdException w:name="Placeholder Text" w:unhideWhenUsed="0"/>
+    <w:lsdException w:name="No Spacing" w:semiHidden="0" w:uiPriority="1" w:unhideWhenUsed="0" w:qFormat="1"/>
+    <w:lsdException w:name="Light Shading" w:semiHidden="0" w:uiPriority="60" w:unhideWhenUsed="0"/>
+    <w:lsdException w:name="Light List" w:semiHidden="0" w:uiPriority="61" w:unhideWhenUsed="0"/>
+    <w:lsdException w:name="Light Grid" w:semiHidden="0" w:uiPriority="62" w:unhideWhenUsed="0"/>
+    <w:lsdException w:name="Medium Shading 1" w:semiHidden="0" w:uiPriority="63" w:unhideWhenUsed="0"/>
+    <w:lsdException w:name="Medium Shading 2" w:semiHidden="0" w:uiPriority="64" w:unhideWhenUsed="0"/>
+    <w:lsdException w:name="Medium List 1" w:semiHidden="0" w:uiPriority="65" w:unhideWhenUsed="0"/>
+    <w:lsdException w:name="Medium List 2" w:semiHidden="0" w:uiPriority="66" w:unhideWhenUsed="0"/>
+    <w:lsdException w:name="Medium Grid 1" w:semiHidden="0" w:uiPriority="67" w:unhideWhenUsed="0"/>
+    <w:lsdException w:name="Medium Grid 2" w:semiHidden="0" w:uiPriority="68" w:unhideWhenUsed="0"/>
+    <w:lsdException w:name="Medium Grid 3" w:semiHidden="0" w:uiPriority="69" w:unhideWhenUsed="0"/>
+    <w:lsdException w:name="Dark List" w:semiHidden="0" w:uiPriority="70" w:unhideWhenUsed="0"/>
+    <w:lsdException w:name="Colorful Shading" w:semiHidden="0" w:uiPriority="71" w:unhideWhenUsed="0"/>
+    <w:lsdException w:name="Colorful List" w:semiHidden="0" w:uiPriority="72" w:unhideWhenUsed="0"/>
+    <w:lsdException w:name="Colorful Grid" w:semiHidden="0" w:uiPriority="73" w:unhideWhenUsed="0"/>
+    <w:lsdException w:name="Light Shading Accent 1" w:semiHidden="0" w:uiPriority="60" w:unhideWhenUsed="0"/>
+    <w:lsdException w:name="Light List Accent 1" w:semiHidden="0" w:uiPriority="61" w:unhideWhenUsed="0"/>
+    <w:lsdException w:name="Light Grid Accent 1" w:semiHidden="0" w:uiPriority="62" w:unhideWhenUsed="0"/>
+    <w:lsdException w:name="Medium Shading 1 Accent 1" w:semiHidden="0" w:uiPriority="63" w:unhideWhenUsed="0"/>
+    <w:lsdException w:name="Medium Shading 2 Accent 1" w:semiHidden="0" w:uiPriority="64" w:unhideWhenUsed="0"/>
+    <w:lsdException w:name="Medium List 1 Accent 1" w:semiHidden="0" w:uiPriority="65" w:unhideWhenUsed="0"/>
+    <w:lsdException w:name="Revision" w:unhideWhenUsed="0"/>
+    <w:lsdException w:name="List Paragraph" w:semiHidden="0" w:uiPriority="34" w:unhideWhenUsed="0" w:qFormat="1"/>
+    <w:lsdException w:name="Quote" w:semiHidden="0" w:uiPriority="29" w:unhideWhenUsed="0" w:qFormat="1"/>
+    <w:lsdException w:name="Intense Quote" w:semiHidden="0" w:uiPriority="30" w:unhideWhenUsed="0" w:qFormat="1"/>
+    <w:lsdException w:name="Medium List 2 Accent 1" w:semiHidden="0" w:uiPriority="66" w:unhideWhenUsed="0"/>
+    <w:lsdException w:name="Medium Grid 1 Accent 1" w:semiHidden="0" w:uiPriority="67" w:unhideWhenUsed="0"/>
+    <w:lsdException w:name="Medium Grid 2 Accent 1" w:semiHidden="0" w:uiPriority="68" w:unhideWhenUsed="0"/>
+    <w:lsdException w:name="Medium Grid 3 Accent 1" w:semiHidden="0" w:uiPriority="69" w:unhideWhenUsed="0"/>
+    <w:lsdException w:name="Dark List Accent 1" w:semiHidden="0" w:uiPriority="70" w:unhideWhenUsed="0"/>
+    <w:lsdException w:name="Colorful Shading Accent 1" w:semiHidden="0" w:uiPriority="71" w:unhideWhenUsed="0"/>
+    <w:lsdException w:name="Colorful List Accent 1" w:semiHidden="0" w:uiPriority="72" w:unhideWhenUsed="0"/>
+    <w:lsdException w:name="Colorful Grid Accent 1" w:semiHidden="0" w:uiPriority="73" w:unhideWhenUsed="0"/>
+    <w:lsdException w:name="Light Shading Accent 2" w:semiHidden="0" w:uiPriority="60" w:unhideWhenUsed="0"/>
+    <w:lsdException w:name="Light List Accent 2" w:semiHidden="0" w:uiPriority="61" w:unhideWhenUsed="0"/>
+    <w:lsdException w:name="Light Grid Accent 2" w:semiHidden="0" w:uiPriority="62" w:unhideWhenUsed="0"/>
+    <w:lsdException w:name="Medium Shading 1 Accent 2" w:semiHidden="0" w:uiPriority="63" w:unhideWhenUsed="0"/>
+    <w:lsdException w:name="Medium Shading 2 Accent 2" w:semiHidden="0" w:uiPriority="64" w:unhideWhenUsed="0"/>
+    <w:lsdException w:name="Medium List 1 Accent 2" w:semiHidden="0" w:uiPriority="65" w:unhideWhenUsed="0"/>
+    <w:lsdException w:name="Medium List 2 Accent 2" w:semiHidden="0" w:uiPriority="66" w:unhideWhenUsed="0"/>
+    <w:lsdException w:name="Medium Grid 1 Accent 2" w:semiHidden="0" w:uiPriority="67" w:unhideWhenUsed="0"/>
+    <w:lsdException w:name="Medium Grid 2 Accent 2" w:semiHidden="0" w:uiPriority="68" w:unhideWhenUsed="0"/>
+    <w:lsdException w:name="Medium Grid 3 Accent 2" w:semiHidden="0" w:uiPriority="69" w:unhideWhenUsed="0"/>
+    <w:lsdException w:name="Dark List Accent 2" w:semiHidden="0" w:uiPriority="70" w:unhideWhenUsed="0"/>
+    <w:lsdException w:name="Colorful Shading Accent 2" w:semiHidden="0" w:uiPriority="71" w:unhideWhenUsed="0"/>
+    <w:lsdException w:name="Colorful List Accent 2" w:semiHidden="0" w:uiPriority="72" w:unhideWhenUsed="0"/>
+    <w:lsdException w:name="Colorful Grid Accent 2" w:semiHidden="0" w:uiPriority="73" w:unhideWhenUsed="0"/>
+    <w:lsdException w:name="Light Shading Accent 3" w:semiHidden="0" w:uiPriority="60" w:unhideWhenUsed="0"/>
+    <w:lsdException w:name="Light List Accent 3" w:semiHidden="0" w:uiPriority="61" w:unhideWhenUsed="0"/>
+    <w:lsdException w:name="Light Grid Accent 3" w:semiHidden="0" w:uiPriority="62" w:unhideWhenUsed="0"/>
+    <w:lsdException w:name="Medium Shading 1 Accent 3" w:semiHidden="0" w:uiPriority="63" w:unhideWhenUsed="0"/>
+    <w:lsdException w:name="Medium Shading 2 Accent 3" w:semiHidden="0" w:uiPriority="64" w:unhideWhenUsed="0"/>
+    <w:lsdException w:name="Medium List 1 Accent 3" w:semiHidden="0" w:uiPriority="65" w:unhideWhenUsed="0"/>
+    <w:lsdException w:name="Medium List 2 Accent 3" w:semiHidden="0" w:uiPriority="66" w:unhideWhenUsed="0"/>
+    <w:lsdException w:name="Medium Grid 1 Accent 3" w:semiHidden="0" w:uiPriority="67" w:unhideWhenUsed="0"/>
+    <w:lsdException w:name="Medium Grid 2 Accent 3" w:semiHidden="0" w:uiPriority="68" w:unhideWhenUsed="0"/>
+    <w:lsdException w:name="Medium Grid 3 Accent 3" w:semiHidden="0" w:uiPriority="69" w:unhideWhenUsed="0"/>
+    <w:lsdException w:name="Dark List Accent 3" w:semiHidden="0" w:uiPriority="70" w:unhideWhenUsed="0"/>
+    <w:lsdException w:name="Colorful Shading Accent 3" w:semiHidden="0" w:uiPriority="71" w:unhideWhenUsed="0"/>
+    <w:lsdException w:name="Colorful List Accent 3" w:semiHidden="0" w:uiPriority="72" w:unhideWhenUsed="0"/>
+    <w:lsdException w:name="Colorful Grid Accent 3" w:semiHidden="0" w:uiPriority="73" w:unhideWhenUsed="0"/>
+    <w:lsdException w:name="Light Shading Accent 4" w:semiHidden="0" w:uiPriority="60" w:unhideWhenUsed="0"/>
+    <w:lsdException w:name="Light List Accent 4" w:semiHidden="0" w:uiPriority="61" w:unhideWhenUsed="0"/>
+    <w:lsdException w:name="Light Grid Accent 4" w:semiHidden="0" w:uiPriority="62" w:unhideWhenUsed="0"/>
+    <w:lsdException w:name="Medium Shading 1 Accent 4" w:semiHidden="0" w:uiPriority="63" w:unhideWhenUsed="0"/>
+    <w:lsdException w:name="Medium Shading 2 Accent 4" w:semiHidden="0" w:uiPriority="64" w:unhideWhenUsed="0"/>
+    <w:lsdException w:name="Medium List 1 Accent 4" w:semiHidden="0" w:uiPriority="65" w:unhideWhenUsed="0"/>
+    <w:lsdException w:name="Medium List 2 Accent 4" w:semiHidden="0" w:uiPriority="66" w:unhideWhenUsed="0"/>
+    <w:lsdException w:name="Medium Grid 1 Accent 4" w:semiHidden="0" w:uiPriority="67" w:unhideWhenUsed="0"/>
+    <w:lsdException w:name="Medium Grid 2 Accent 4" w:semiHidden="0" w:uiPriority="68" w:unhideWhenUsed="0"/>
+    <w:lsdException w:name="Medium Grid 3 Accent 4" w:semiHidden="0" w:uiPriority="69" w:unhideWhenUsed="0"/>
+    <w:lsdException w:name="Dark List Accent 4" w:semiHidden="0" w:uiPriority="70" w:unhideWhenUsed="0"/>
+    <w:lsdException w:name="Colorful Shading Accent 4" w:semiHidden="0" w:uiPriority="71" w:unhideWhenUsed="0"/>
+    <w:lsdException w:name="Colorful List Accent 4" w:semiHidden="0" w:uiPriority="72" w:unhideWhenUsed="0"/>
+    <w:lsdException w:name="Colorful Grid Accent 4" w:semiHidden="0" w:uiPriority="73" w:unhideWhenUsed="0"/>
+    <w:lsdException w:name="Light Shading Accent 5" w:semiHidden="0" w:uiPriority="60" w:unhideWhenUsed="0"/>
+    <w:lsdException w:name="Light List Accent 5" w:semiHidden="0" w:uiPriority="61" w:unhideWhenUsed="0"/>
+    <w:lsdException w:name="Light Grid Accent 5" w:semiHidden="0" w:uiPriority="62" w:unhideWhenUsed="0"/>
+    <w:lsdException w:name="Medium Shading 1 Accent 5" w:semiHidden="0" w:uiPriority="63" w:unhideWhenUsed="0"/>
+    <w:lsdException w:name="Medium Shading 2 Accent 5" w:semiHidden="0" w:uiPriority="64" w:unhideWhenUsed="0"/>
+    <w:lsdException w:name="Medium List 1 Accent 5" w:semiHidden="0" w:uiPriority="65" w:unhideWhenUsed="0"/>
+    <w:lsdException w:name="Medium List 2 Accent 5" w:semiHidden="0" w:uiPriority="66" w:unhideWhenUsed="0"/>
+    <w:lsdException w:name="Medium Grid 1 Accent 5" w:semiHidden="0" w:uiPriority="67" w:unhideWhenUsed="0"/>
+    <w:lsdException w:name="Medium Grid 2 Accent 5" w:semiHidden="0" w:uiPriority="68" w:unhideWhenUsed="0"/>
+    <w:lsdException w:name="Medium Grid 3 Accent 5" w:semiHidden="0" w:uiPriority="69" w:unhideWhenUsed="0"/>
+    <w:lsdException w:name="Dark List Accent 5" w:semiHidden="0" w:uiPriority="70" w:unhideWhenUsed="0"/>
+    <w:lsdException w:name="Colorful Shading Accent 5" w:semiHidden="0" w:uiPriority="71" w:unhideWhenUsed="0"/>
+    <w:lsdException w:name="Colorful List Accent 5" w:semiHidden="0" w:uiPriority="72" w:unhideWhenUsed="0"/>
+    <w:lsdException w:name="Colorful Grid Accent 5" w:semiHidden="0" w:uiPriority="73" w:unhideWhenUsed="0"/>
+    <w:lsdException w:name="Light Shading Accent 6" w:semiHidden="0" w:uiPriority="60" w:unhideWhenUsed="0"/>
+    <w:lsdException w:name="Light List Accent 6" w:semiHidden="0" w:uiPriority="61" w:unhideWhenUsed="0"/>
+    <w:lsdException w:name="Light Grid Accent 6" w:semiHidden="0" w:uiPriority="62" w:unhideWhenUsed="0"/>
+    <w:lsdException w:name="Medium Shading 1 Accent 6" w:semiHidden="0" w:uiPriority="63" w:unhideWhenUsed="0"/>
+    <w:lsdException w:name="Medium Shading 2 Accent 6" w:semiHidden="0" w:uiPriority="64" w:unhideWhenUsed="0"/>
+    <w:lsdException w:name="Medium List 1 Accent 6" w:semiHidden="0" w:uiPriority="65" w:unhideWhenUsed="0"/>
+    <w:lsdException w:name="Medium List 2 Accent 6" w:semiHidden="0" w:uiPriority="66" w:unhideWhenUsed="0"/>
+    <w:lsdException w:name="Medium Grid 1 Accent 6" w:semiHidden="0" w:uiPriority="67" w:unhideWhenUsed="0"/>
+    <w:lsdException w:name="Medium Grid 2 Accent 6" w:semiHidden="0" w:uiPriority="68" w:unhideWhenUsed="0"/>
+    <w:lsdException w:name="Medium Grid 3 Accent 6" w:semiHidden="0" w:uiPriority="69" w:unhideWhenUsed="0"/>
+    <w:lsdException w:name="Dark List Accent 6" w:semiHidden="0" w:uiPriority="70" w:unhideWhenUsed="0"/>
+    <w:lsdException w:name="Colorful Shading Accent 6" w:semiHidden="0" w:uiPriority="71" w:unhideWhenUsed="0"/>
+    <w:lsdException w:name="Colorful List Accent 6" w:semiHidden="0" w:uiPriority="72" w:unhideWhenUsed="0"/>
+    <w:lsdException w:name="Colorful Grid Accent 6" w:semiHidden="0" w:uiPriority="73" w:unhideWhenUsed="0"/>
+    <w:lsdException w:name="Subtle Emphasis" w:semiHidden="0" w:uiPriority="19" w:unhideWhenUsed="0" w:qFormat="1"/>
+    <w:lsdException w:name="Intense Emphasis" w:semiHidden="0" w:uiPriority="21" w:unhideWhenUsed="0" w:qFormat="1"/>
+    <w:lsdException w:name="Subtle Reference" w:semiHidden="0" w:uiPriority="31" w:unhideWhenUsed="0" w:qFormat="1"/>
+    <w:lsdException w:name="Intense Reference" w:semiHidden="0" w:uiPriority="32" w:unhideWhenUsed="0" w:qFormat="1"/>
+    <w:lsdException w:name="Book Title" w:semiHidden="0" w:uiPriority="33" w:unhideWhenUsed="0" w:qFormat="1"/>
+    <w:lsdException w:name="Bibliography" w:uiPriority="37"/>
+    <w:lsdException w:name="TOC Heading" w:uiPriority="39" w:qFormat="1"/>
   </w:latentStyles>
   <w:style w:type="paragraph" w:default="1" w:styleId="Normal">
     <w:name w:val="Normal"/>
     <w:qFormat/>
+    <w:rsid w:val="00112EB0"/>
   </w:style>
   <w:style w:type="paragraph" w:styleId="Heading3">
     <w:name w:val="heading 3"/>
@@ -4857,6 +4224,7 @@
     <w:uiPriority w:val="99"/>
     <w:semiHidden/>
     <w:unhideWhenUsed/>
+    <w:qFormat/>
     <w:tblPr>
       <w:tblInd w:w="0" w:type="dxa"/>
       <w:tblCellMar>
@@ -5030,7 +4398,7 @@
     </a:clrScheme>
     <a:fontScheme name="Office">
       <a:majorFont>
-        <a:latin typeface="Calibri Light" panose="020F0302020204030204"/>
+        <a:latin typeface="Calibri Light"/>
         <a:ea typeface=""/>
         <a:cs typeface=""/>
         <a:font script="Jpan" typeface="游ゴシック Light"/>
@@ -5082,7 +4450,7 @@
         <a:font script="Tfng" typeface="Ebrima"/>
       </a:majorFont>
       <a:minorFont>
-        <a:latin typeface="Calibri" panose="020F0502020204030204"/>
+        <a:latin typeface="Calibri"/>
         <a:ea typeface=""/>
         <a:cs typeface=""/>
         <a:font script="Jpan" typeface="游明朝"/>
@@ -5276,7 +4644,7 @@
   <a:extraClrSchemeLst/>
   <a:extLst>
     <a:ext uri="{05A4C25C-085E-4340-85A3-A5531E510DB2}">
-      <thm15:themeFamily xmlns:thm15="http://schemas.microsoft.com/office/thememl/2012/main" name="Office Theme" id="{62F939B6-93AF-4DB8-9C6B-D6C7DFDC589F}" vid="{4A3C46E8-61CC-4603-A589-7422A47A8E4A}"/>
+      <thm15:themeFamily xmlns:thm15="http://schemas.microsoft.com/office/thememl/2012/main" xmlns="" name="Office Theme" id="{62F939B6-93AF-4DB8-9C6B-D6C7DFDC589F}" vid="{4A3C46E8-61CC-4603-A589-7422A47A8E4A}"/>
     </a:ext>
   </a:extLst>
 </a:theme>
